--- a/downloads/documents/05 Materials/Unit 03/Slides/Slides 03.14 - Types of Families and How Families Change.docx
+++ b/downloads/documents/05 Materials/Unit 03/Slides/Slides 03.14 - Types of Families and How Families Change.docx
@@ -1179,7 +1179,7 @@
     <w:sectPr>
       <w:headerReference w:type="default" r:id="rId9"/>
       <w:pgSz w:w="12240" w:h="15840"/>
-      <w:pgMar w:top="1440" w:bottom="1440" w:left="1440" w:right="1440" w:header="504"/>
+      <w:pgMar w:top="1296" w:bottom="1296" w:left="1296" w:right="1296" w:header="504"/>
     </w:sectPr>
   </w:body>
 </w:document>

--- a/downloads/documents/05 Materials/Unit 03/Slides/Slides 03.14 - Types of Families and How Families Change.docx
+++ b/downloads/documents/05 Materials/Unit 03/Slides/Slides 03.14 - Types of Families and How Families Change.docx
@@ -249,7 +249,7 @@
         <w:pStyle w:val="Compact"/>
       </w:pPr>
       <w:r>
-        <w:t xml:space="preserve">A relationship is a connection between people with expectations on both sides</w:t>
+        <w:t xml:space="preserve">A relationship is a connection between people. Each side expects things from the other</w:t>
       </w:r>
     </w:p>
     <w:p>
@@ -573,7 +573,7 @@
         <w:pStyle w:val="Compact"/>
       </w:pPr>
       <w:r>
-        <w:t xml:space="preserve">Some fit two structures. Write both</w:t>
+        <w:t xml:space="preserve">Some scenarios fit two structures. If so, write both</w:t>
       </w:r>
     </w:p>
     <w:p>
@@ -903,7 +903,7 @@
         <w:pStyle w:val="Compact"/>
       </w:pPr>
       <w:r>
-        <w:t xml:space="preserve">A transition changes the shape. It does not un-family the family</w:t>
+        <w:t xml:space="preserve">A transition is a big change. It changes the shape of the family. It does not stop the family from being a family</w:t>
       </w:r>
       <w:r>
         <w:t xml:space="preserve"> </w:t>
@@ -1101,7 +1101,7 @@
         <w:pStyle w:val="Compact"/>
       </w:pPr>
       <w:r>
-        <w:t xml:space="preserve">1 sentence: "No one family structure is better than another because ___" with an example from a scenario, not a real family</w:t>
+        <w:t xml:space="preserve">1 sentence: "No one family structure is better than another because ___." Use an example from a scenario, not a real family</w:t>
       </w:r>
     </w:p>
     <w:p>
